--- a/testakten/unterhalt-berechnungsakte-vollstaendig-rosenheim/04_einkommen_mira.docx
+++ b/testakten/unterhalt-berechnungsakte-vollstaendig-rosenheim/04_einkommen_mira.docx
@@ -2,41 +2,1007 @@
 <file path=word/document.xml><?xml version="1.0" encoding="utf-8"?>
 <w:document xmlns:wpc="http://schemas.microsoft.com/office/word/2010/wordprocessingCanvas" xmlns:mo="http://schemas.microsoft.com/office/mac/office/2008/main" xmlns:mc="http://schemas.openxmlformats.org/markup-compatibility/2006" xmlns:mv="urn:schemas-microsoft-com:mac:vml" xmlns:o="urn:schemas-microsoft-com:office:office" xmlns:r="http://schemas.openxmlformats.org/officeDocument/2006/relationships" xmlns:m="http://schemas.openxmlformats.org/officeDocument/2006/math" xmlns:v="urn:schemas-microsoft-com:vml" xmlns:wp14="http://schemas.microsoft.com/office/word/2010/wordprocessingDrawing" xmlns:wp="http://schemas.openxmlformats.org/drawingml/2006/wordprocessingDrawing" xmlns:w10="urn:schemas-microsoft-com:office:word" xmlns:w="http://schemas.openxmlformats.org/wordprocessingml/2006/main" xmlns:w14="http://schemas.microsoft.com/office/word/2010/wordml" xmlns:wpg="http://schemas.microsoft.com/office/word/2010/wordprocessingGroup" xmlns:wpi="http://schemas.microsoft.com/office/word/2010/wordprocessingInk" xmlns:wne="http://schemas.microsoft.com/office/word/2006/wordml" xmlns:wps="http://schemas.microsoft.com/office/word/2010/wordprocessingShape" mc:Ignorable="w14 wp14">
   <w:body>
+    <w:tbl>
+      <w:tblPr>
+        <w:tblW w:type="auto" w:w="0"/>
+        <w:jc w:val="center"/>
+        <w:tblLayout w:type="fixed"/>
+        <w:tblLook w:firstColumn="1" w:firstRow="1" w:lastColumn="0" w:lastRow="0" w:noHBand="0" w:noVBand="1" w:val="04A0"/>
+      </w:tblPr>
+      <w:tblGrid>
+        <w:gridCol w:w="5556"/>
+        <w:gridCol w:w="3515"/>
+      </w:tblGrid>
+      <w:tr>
+        <w:tc>
+          <w:tcPr>
+            <w:tcW w:type="dxa" w:w="5556"/>
+            <w:vAlign w:val="center"/>
+            <w:tcMar>
+              <w:top w:w="70" w:type="dxa"/>
+              <w:left w:w="70" w:type="dxa"/>
+              <w:bottom w:w="70" w:type="dxa"/>
+              <w:right w:w="70" w:type="dxa"/>
+            </w:tcMar>
+          </w:tcPr>
+          <w:p>
+            <w:pPr>
+              <w:spacing w:after="0"/>
+            </w:pPr>
+            <w:r>
+              <w:rPr>
+                <w:rFonts w:ascii="Arial" w:hAnsi="Arial"/>
+                <w:b/>
+                <w:color w:val="24364B"/>
+                <w:sz w:val="30"/>
+              </w:rPr>
+              <w:t>EDER &amp; KOLLEGEN FAMILIENRECHT</w:t>
+            </w:r>
+          </w:p>
+        </w:tc>
+        <w:tc>
+          <w:tcPr>
+            <w:tcW w:type="dxa" w:w="3515"/>
+            <w:vAlign w:val="center"/>
+            <w:tcMar>
+              <w:top w:w="70" w:type="dxa"/>
+              <w:left w:w="70" w:type="dxa"/>
+              <w:bottom w:w="70" w:type="dxa"/>
+              <w:right w:w="70" w:type="dxa"/>
+            </w:tcMar>
+          </w:tcPr>
+          <w:p>
+            <w:pPr>
+              <w:spacing w:after="0"/>
+              <w:jc w:val="right"/>
+            </w:pPr>
+            <w:r>
+              <w:rPr>
+                <w:rFonts w:ascii="Arial" w:hAnsi="Arial"/>
+                <w:sz w:val="16"/>
+              </w:rPr>
+              <w:t>Münchener Straße 18 · 83022 Rosenheim</w:t>
+              <w:br/>
+              <w:t>Telefon 08031 389 44-0</w:t>
+              <w:br/>
+              <w:t>kanzlei@eder-kollegen.de</w:t>
+            </w:r>
+          </w:p>
+        </w:tc>
+      </w:tr>
+    </w:tbl>
+    <w:p>
+      <w:pPr>
+        <w:spacing w:after="40"/>
+      </w:pPr>
+    </w:p>
+    <w:tbl>
+      <w:tblPr>
+        <w:tblW w:type="auto" w:w="0"/>
+        <w:jc w:val="left"/>
+        <w:tblLayout w:type="fixed"/>
+        <w:tblLook w:firstColumn="1" w:firstRow="1" w:lastColumn="0" w:lastRow="0" w:noHBand="0" w:noVBand="1" w:val="04A0"/>
+      </w:tblPr>
+      <w:tblGrid>
+        <w:gridCol w:w="2041"/>
+        <w:gridCol w:w="6973"/>
+      </w:tblGrid>
+      <w:tr>
+        <w:tc>
+          <w:tcPr>
+            <w:tcW w:type="dxa" w:w="2041"/>
+            <w:shd w:fill="E9EEF2"/>
+            <w:tcMar>
+              <w:top w:w="90" w:type="dxa"/>
+              <w:left w:w="90" w:type="dxa"/>
+              <w:bottom w:w="90" w:type="dxa"/>
+              <w:right w:w="90" w:type="dxa"/>
+            </w:tcMar>
+            <w:vAlign w:val="center"/>
+          </w:tcPr>
+          <w:p>
+            <w:r>
+              <w:rPr>
+                <w:rFonts w:ascii="Arial" w:hAnsi="Arial"/>
+                <w:b/>
+                <w:sz w:val="18"/>
+              </w:rPr>
+              <w:t>Mandantin</w:t>
+            </w:r>
+          </w:p>
+        </w:tc>
+        <w:tc>
+          <w:tcPr>
+            <w:tcW w:type="dxa" w:w="6973"/>
+            <w:tcMar>
+              <w:top w:w="90" w:type="dxa"/>
+              <w:left w:w="90" w:type="dxa"/>
+              <w:bottom w:w="90" w:type="dxa"/>
+              <w:right w:w="90" w:type="dxa"/>
+            </w:tcMar>
+            <w:vAlign w:val="center"/>
+          </w:tcPr>
+          <w:p>
+            <w:r>
+              <w:rPr>
+                <w:rFonts w:ascii="Arial" w:hAnsi="Arial"/>
+                <w:sz w:val="18"/>
+              </w:rPr>
+              <w:t>Mira Aiblinger, Innstraße 44, 83022 Rosenheim</w:t>
+            </w:r>
+          </w:p>
+        </w:tc>
+      </w:tr>
+      <w:tr>
+        <w:tc>
+          <w:tcPr>
+            <w:tcW w:type="dxa" w:w="2041"/>
+            <w:shd w:fill="E9EEF2"/>
+            <w:tcMar>
+              <w:top w:w="90" w:type="dxa"/>
+              <w:left w:w="90" w:type="dxa"/>
+              <w:bottom w:w="90" w:type="dxa"/>
+              <w:right w:w="90" w:type="dxa"/>
+            </w:tcMar>
+            <w:vAlign w:val="center"/>
+          </w:tcPr>
+          <w:p>
+            <w:r>
+              <w:rPr>
+                <w:rFonts w:ascii="Arial" w:hAnsi="Arial"/>
+                <w:b/>
+                <w:sz w:val="18"/>
+              </w:rPr>
+              <w:t>Gegenseite</w:t>
+            </w:r>
+          </w:p>
+        </w:tc>
+        <w:tc>
+          <w:tcPr>
+            <w:tcW w:type="dxa" w:w="6973"/>
+            <w:tcMar>
+              <w:top w:w="90" w:type="dxa"/>
+              <w:left w:w="90" w:type="dxa"/>
+              <w:bottom w:w="90" w:type="dxa"/>
+              <w:right w:w="90" w:type="dxa"/>
+            </w:tcMar>
+            <w:vAlign w:val="center"/>
+          </w:tcPr>
+          <w:p>
+            <w:r>
+              <w:rPr>
+                <w:rFonts w:ascii="Arial" w:hAnsi="Arial"/>
+                <w:sz w:val="18"/>
+              </w:rPr>
+              <w:t>Tobias Aiblinger</w:t>
+            </w:r>
+          </w:p>
+        </w:tc>
+      </w:tr>
+      <w:tr>
+        <w:tc>
+          <w:tcPr>
+            <w:tcW w:type="dxa" w:w="2041"/>
+            <w:shd w:fill="E9EEF2"/>
+            <w:tcMar>
+              <w:top w:w="90" w:type="dxa"/>
+              <w:left w:w="90" w:type="dxa"/>
+              <w:bottom w:w="90" w:type="dxa"/>
+              <w:right w:w="90" w:type="dxa"/>
+            </w:tcMar>
+            <w:vAlign w:val="center"/>
+          </w:tcPr>
+          <w:p>
+            <w:r>
+              <w:rPr>
+                <w:rFonts w:ascii="Arial" w:hAnsi="Arial"/>
+                <w:b/>
+                <w:sz w:val="18"/>
+              </w:rPr>
+              <w:t>Stand</w:t>
+            </w:r>
+          </w:p>
+        </w:tc>
+        <w:tc>
+          <w:tcPr>
+            <w:tcW w:type="dxa" w:w="6973"/>
+            <w:tcMar>
+              <w:top w:w="90" w:type="dxa"/>
+              <w:left w:w="90" w:type="dxa"/>
+              <w:bottom w:w="90" w:type="dxa"/>
+              <w:right w:w="90" w:type="dxa"/>
+            </w:tcMar>
+            <w:vAlign w:val="center"/>
+          </w:tcPr>
+          <w:p>
+            <w:r>
+              <w:rPr>
+                <w:rFonts w:ascii="Arial" w:hAnsi="Arial"/>
+                <w:sz w:val="18"/>
+              </w:rPr>
+              <w:t>22. Mai 2026</w:t>
+            </w:r>
+          </w:p>
+        </w:tc>
+      </w:tr>
+      <w:tr>
+        <w:tc>
+          <w:tcPr>
+            <w:tcW w:type="dxa" w:w="2041"/>
+            <w:shd w:fill="E9EEF2"/>
+            <w:tcMar>
+              <w:top w:w="90" w:type="dxa"/>
+              <w:left w:w="90" w:type="dxa"/>
+              <w:bottom w:w="90" w:type="dxa"/>
+              <w:right w:w="90" w:type="dxa"/>
+            </w:tcMar>
+            <w:vAlign w:val="center"/>
+          </w:tcPr>
+          <w:p>
+            <w:r>
+              <w:rPr>
+                <w:rFonts w:ascii="Arial" w:hAnsi="Arial"/>
+                <w:b/>
+                <w:sz w:val="18"/>
+              </w:rPr>
+              <w:t>Unser Zeichen</w:t>
+            </w:r>
+          </w:p>
+        </w:tc>
+        <w:tc>
+          <w:tcPr>
+            <w:tcW w:type="dxa" w:w="6973"/>
+            <w:tcMar>
+              <w:top w:w="90" w:type="dxa"/>
+              <w:left w:w="90" w:type="dxa"/>
+              <w:bottom w:w="90" w:type="dxa"/>
+              <w:right w:w="90" w:type="dxa"/>
+            </w:tcMar>
+            <w:vAlign w:val="center"/>
+          </w:tcPr>
+          <w:p>
+            <w:r>
+              <w:rPr>
+                <w:rFonts w:ascii="Arial" w:hAnsi="Arial"/>
+                <w:sz w:val="18"/>
+              </w:rPr>
+              <w:t>FA-2026/317</w:t>
+            </w:r>
+          </w:p>
+        </w:tc>
+      </w:tr>
+    </w:tbl>
+    <w:p>
+      <w:pPr>
+        <w:spacing w:after="20"/>
+      </w:pPr>
+    </w:p>
+    <w:p>
+      <w:pPr>
+        <w:pStyle w:val="Title"/>
+      </w:pPr>
+      <w:r>
+        <w:t>Einkommensunterlagen Mira Aiblinger</w:t>
+      </w:r>
+    </w:p>
     <w:p>
       <w:pPr>
         <w:pStyle w:val="Heading1"/>
       </w:pPr>
       <w:r>
-        <w:rPr>
-          <w:rFonts w:ascii="Times New Roman" w:hAnsi="Times New Roman"/>
-        </w:rPr>
-        <w:t>Einkommen Mira</w:t>
+        <w:t>1. Beschäftigung und Arbeitszeit</w:t>
+      </w:r>
+    </w:p>
+    <w:p>
+      <w:r>
+        <w:t>Mira Aiblinger ist seit dem 1. Oktober 2011 bei der Physiotherapiepraxis Dr. Riedl &amp; Partner in Rosenheim beschäftigt. Seit August 2020 arbeitet sie wegen der Betreuung der drei Kinder 24 Wochenstunden, regelmäßig montags bis donnerstags zwischen 08:00 und 14:30 Uhr. Eine Änderungskündigung oder Befristung besteht nicht.</w:t>
+      </w:r>
+    </w:p>
+    <w:p>
+      <w:r>
+        <w:t>Die Praxisleitung hat am 12. Mai 2026 schriftlich angeboten, die Arbeitszeit ab 1. September auf 30 Wochenstunden zu erhöhen. Eine Vollzeitstelle ist nach der Arbeitgeberauskunft derzeit nicht frei. Die sechs zusätzlichen Stunden sollen dienstags und donnerstags am Nachmittag liegen; die Betreuung von Nino und der Termin der Lerntherapie von Emil sind noch nicht abschließend organisiert.</w:t>
+      </w:r>
+    </w:p>
+    <w:tbl>
+      <w:tblPr>
+        <w:tblW w:type="auto" w:w="0"/>
+        <w:jc w:val="center"/>
+        <w:tblLayout w:type="fixed"/>
+        <w:tblLook w:firstColumn="1" w:firstRow="1" w:lastColumn="0" w:lastRow="0" w:noHBand="0" w:noVBand="1" w:val="04A0"/>
+      </w:tblPr>
+      <w:tblGrid>
+        <w:gridCol w:w="2381"/>
+        <w:gridCol w:w="2381"/>
+        <w:gridCol w:w="2381"/>
+        <w:gridCol w:w="2381"/>
+      </w:tblGrid>
+      <w:tr>
+        <w:tc>
+          <w:tcPr>
+            <w:tcW w:type="dxa" w:w="1757"/>
+            <w:shd w:fill="385A64"/>
+            <w:tcMar>
+              <w:top w:w="90" w:type="dxa"/>
+              <w:left w:w="90" w:type="dxa"/>
+              <w:bottom w:w="90" w:type="dxa"/>
+              <w:right w:w="90" w:type="dxa"/>
+            </w:tcMar>
+          </w:tcPr>
+          <w:p>
+            <w:r>
+              <w:rPr>
+                <w:rFonts w:ascii="Arial" w:hAnsi="Arial"/>
+                <w:b/>
+                <w:color w:val="FFFFFF"/>
+                <w:sz w:val="17"/>
+              </w:rPr>
+              <w:t>Monat</w:t>
+            </w:r>
+          </w:p>
+        </w:tc>
+        <w:tc>
+          <w:tcPr>
+            <w:tcW w:type="dxa" w:w="1814"/>
+            <w:shd w:fill="385A64"/>
+            <w:tcMar>
+              <w:top w:w="90" w:type="dxa"/>
+              <w:left w:w="90" w:type="dxa"/>
+              <w:bottom w:w="90" w:type="dxa"/>
+              <w:right w:w="90" w:type="dxa"/>
+            </w:tcMar>
+          </w:tcPr>
+          <w:p>
+            <w:r>
+              <w:rPr>
+                <w:rFonts w:ascii="Arial" w:hAnsi="Arial"/>
+                <w:b/>
+                <w:color w:val="FFFFFF"/>
+                <w:sz w:val="17"/>
+              </w:rPr>
+              <w:t>Brutto</w:t>
+            </w:r>
+          </w:p>
+        </w:tc>
+        <w:tc>
+          <w:tcPr>
+            <w:tcW w:type="dxa" w:w="1814"/>
+            <w:shd w:fill="385A64"/>
+            <w:tcMar>
+              <w:top w:w="90" w:type="dxa"/>
+              <w:left w:w="90" w:type="dxa"/>
+              <w:bottom w:w="90" w:type="dxa"/>
+              <w:right w:w="90" w:type="dxa"/>
+            </w:tcMar>
+          </w:tcPr>
+          <w:p>
+            <w:r>
+              <w:rPr>
+                <w:rFonts w:ascii="Arial" w:hAnsi="Arial"/>
+                <w:b/>
+                <w:color w:val="FFFFFF"/>
+                <w:sz w:val="17"/>
+              </w:rPr>
+              <w:t>Netto</w:t>
+            </w:r>
+          </w:p>
+        </w:tc>
+        <w:tc>
+          <w:tcPr>
+            <w:tcW w:type="dxa" w:w="3685"/>
+            <w:shd w:fill="385A64"/>
+            <w:tcMar>
+              <w:top w:w="90" w:type="dxa"/>
+              <w:left w:w="90" w:type="dxa"/>
+              <w:bottom w:w="90" w:type="dxa"/>
+              <w:right w:w="90" w:type="dxa"/>
+            </w:tcMar>
+          </w:tcPr>
+          <w:p>
+            <w:r>
+              <w:rPr>
+                <w:rFonts w:ascii="Arial" w:hAnsi="Arial"/>
+                <w:b/>
+                <w:color w:val="FFFFFF"/>
+                <w:sz w:val="17"/>
+              </w:rPr>
+              <w:t>Besonderheit / Beleg</w:t>
+            </w:r>
+          </w:p>
+        </w:tc>
+      </w:tr>
+      <w:tr>
+        <w:tc>
+          <w:tcPr>
+            <w:tcW w:type="dxa" w:w="1757"/>
+            <w:shd w:fill="F4F6F7"/>
+            <w:tcMar>
+              <w:top w:w="90" w:type="dxa"/>
+              <w:left w:w="90" w:type="dxa"/>
+              <w:bottom w:w="90" w:type="dxa"/>
+              <w:right w:w="90" w:type="dxa"/>
+            </w:tcMar>
+            <w:vAlign w:val="center"/>
+          </w:tcPr>
+          <w:p>
+            <w:r>
+              <w:rPr>
+                <w:rFonts w:ascii="Arial" w:hAnsi="Arial"/>
+                <w:sz w:val="16"/>
+              </w:rPr>
+              <w:t>Januar 2026</w:t>
+            </w:r>
+          </w:p>
+        </w:tc>
+        <w:tc>
+          <w:tcPr>
+            <w:tcW w:type="dxa" w:w="1814"/>
+            <w:shd w:fill="F4F6F7"/>
+            <w:tcMar>
+              <w:top w:w="90" w:type="dxa"/>
+              <w:left w:w="90" w:type="dxa"/>
+              <w:bottom w:w="90" w:type="dxa"/>
+              <w:right w:w="90" w:type="dxa"/>
+            </w:tcMar>
+            <w:vAlign w:val="center"/>
+          </w:tcPr>
+          <w:p>
+            <w:r>
+              <w:rPr>
+                <w:rFonts w:ascii="Arial" w:hAnsi="Arial"/>
+                <w:sz w:val="16"/>
+              </w:rPr>
+              <w:t>3260,00 Euro</w:t>
+            </w:r>
+          </w:p>
+        </w:tc>
+        <w:tc>
+          <w:tcPr>
+            <w:tcW w:type="dxa" w:w="1814"/>
+            <w:shd w:fill="F4F6F7"/>
+            <w:tcMar>
+              <w:top w:w="90" w:type="dxa"/>
+              <w:left w:w="90" w:type="dxa"/>
+              <w:bottom w:w="90" w:type="dxa"/>
+              <w:right w:w="90" w:type="dxa"/>
+            </w:tcMar>
+            <w:vAlign w:val="center"/>
+          </w:tcPr>
+          <w:p>
+            <w:r>
+              <w:rPr>
+                <w:rFonts w:ascii="Arial" w:hAnsi="Arial"/>
+                <w:sz w:val="16"/>
+              </w:rPr>
+              <w:t>2168,44 Euro</w:t>
+            </w:r>
+          </w:p>
+        </w:tc>
+        <w:tc>
+          <w:tcPr>
+            <w:tcW w:type="dxa" w:w="3685"/>
+            <w:shd w:fill="F4F6F7"/>
+            <w:tcMar>
+              <w:top w:w="90" w:type="dxa"/>
+              <w:left w:w="90" w:type="dxa"/>
+              <w:bottom w:w="90" w:type="dxa"/>
+              <w:right w:w="90" w:type="dxa"/>
+            </w:tcMar>
+            <w:vAlign w:val="center"/>
+          </w:tcPr>
+          <w:p>
+            <w:r>
+              <w:rPr>
+                <w:rFonts w:ascii="Arial" w:hAnsi="Arial"/>
+                <w:sz w:val="16"/>
+              </w:rPr>
+              <w:t>Abrechnung 31.01.2026</w:t>
+            </w:r>
+          </w:p>
+        </w:tc>
+      </w:tr>
+      <w:tr>
+        <w:tc>
+          <w:tcPr>
+            <w:tcW w:type="dxa" w:w="1757"/>
+            <w:tcMar>
+              <w:top w:w="90" w:type="dxa"/>
+              <w:left w:w="90" w:type="dxa"/>
+              <w:bottom w:w="90" w:type="dxa"/>
+              <w:right w:w="90" w:type="dxa"/>
+            </w:tcMar>
+            <w:vAlign w:val="center"/>
+          </w:tcPr>
+          <w:p>
+            <w:r>
+              <w:rPr>
+                <w:rFonts w:ascii="Arial" w:hAnsi="Arial"/>
+                <w:sz w:val="16"/>
+              </w:rPr>
+              <w:t>Februar 2026</w:t>
+            </w:r>
+          </w:p>
+        </w:tc>
+        <w:tc>
+          <w:tcPr>
+            <w:tcW w:type="dxa" w:w="1814"/>
+            <w:tcMar>
+              <w:top w:w="90" w:type="dxa"/>
+              <w:left w:w="90" w:type="dxa"/>
+              <w:bottom w:w="90" w:type="dxa"/>
+              <w:right w:w="90" w:type="dxa"/>
+            </w:tcMar>
+            <w:vAlign w:val="center"/>
+          </w:tcPr>
+          <w:p>
+            <w:r>
+              <w:rPr>
+                <w:rFonts w:ascii="Arial" w:hAnsi="Arial"/>
+                <w:sz w:val="16"/>
+              </w:rPr>
+              <w:t>3278,00 Euro</w:t>
+            </w:r>
+          </w:p>
+        </w:tc>
+        <w:tc>
+          <w:tcPr>
+            <w:tcW w:type="dxa" w:w="1814"/>
+            <w:tcMar>
+              <w:top w:w="90" w:type="dxa"/>
+              <w:left w:w="90" w:type="dxa"/>
+              <w:bottom w:w="90" w:type="dxa"/>
+              <w:right w:w="90" w:type="dxa"/>
+            </w:tcMar>
+            <w:vAlign w:val="center"/>
+          </w:tcPr>
+          <w:p>
+            <w:r>
+              <w:rPr>
+                <w:rFonts w:ascii="Arial" w:hAnsi="Arial"/>
+                <w:sz w:val="16"/>
+              </w:rPr>
+              <w:t>2179,16 Euro</w:t>
+            </w:r>
+          </w:p>
+        </w:tc>
+        <w:tc>
+          <w:tcPr>
+            <w:tcW w:type="dxa" w:w="3685"/>
+            <w:tcMar>
+              <w:top w:w="90" w:type="dxa"/>
+              <w:left w:w="90" w:type="dxa"/>
+              <w:bottom w:w="90" w:type="dxa"/>
+              <w:right w:w="90" w:type="dxa"/>
+            </w:tcMar>
+            <w:vAlign w:val="center"/>
+          </w:tcPr>
+          <w:p>
+            <w:r>
+              <w:rPr>
+                <w:rFonts w:ascii="Arial" w:hAnsi="Arial"/>
+                <w:sz w:val="16"/>
+              </w:rPr>
+              <w:t>Abrechnung 28.02.2026</w:t>
+            </w:r>
+          </w:p>
+        </w:tc>
+      </w:tr>
+      <w:tr>
+        <w:tc>
+          <w:tcPr>
+            <w:tcW w:type="dxa" w:w="1757"/>
+            <w:shd w:fill="F4F6F7"/>
+            <w:tcMar>
+              <w:top w:w="90" w:type="dxa"/>
+              <w:left w:w="90" w:type="dxa"/>
+              <w:bottom w:w="90" w:type="dxa"/>
+              <w:right w:w="90" w:type="dxa"/>
+            </w:tcMar>
+            <w:vAlign w:val="center"/>
+          </w:tcPr>
+          <w:p>
+            <w:r>
+              <w:rPr>
+                <w:rFonts w:ascii="Arial" w:hAnsi="Arial"/>
+                <w:sz w:val="16"/>
+              </w:rPr>
+              <w:t>März 2026</w:t>
+            </w:r>
+          </w:p>
+        </w:tc>
+        <w:tc>
+          <w:tcPr>
+            <w:tcW w:type="dxa" w:w="1814"/>
+            <w:shd w:fill="F4F6F7"/>
+            <w:tcMar>
+              <w:top w:w="90" w:type="dxa"/>
+              <w:left w:w="90" w:type="dxa"/>
+              <w:bottom w:w="90" w:type="dxa"/>
+              <w:right w:w="90" w:type="dxa"/>
+            </w:tcMar>
+            <w:vAlign w:val="center"/>
+          </w:tcPr>
+          <w:p>
+            <w:r>
+              <w:rPr>
+                <w:rFonts w:ascii="Arial" w:hAnsi="Arial"/>
+                <w:sz w:val="16"/>
+              </w:rPr>
+              <w:t>3286,00 Euro</w:t>
+            </w:r>
+          </w:p>
+        </w:tc>
+        <w:tc>
+          <w:tcPr>
+            <w:tcW w:type="dxa" w:w="1814"/>
+            <w:shd w:fill="F4F6F7"/>
+            <w:tcMar>
+              <w:top w:w="90" w:type="dxa"/>
+              <w:left w:w="90" w:type="dxa"/>
+              <w:bottom w:w="90" w:type="dxa"/>
+              <w:right w:w="90" w:type="dxa"/>
+            </w:tcMar>
+            <w:vAlign w:val="center"/>
+          </w:tcPr>
+          <w:p>
+            <w:r>
+              <w:rPr>
+                <w:rFonts w:ascii="Arial" w:hAnsi="Arial"/>
+                <w:sz w:val="16"/>
+              </w:rPr>
+              <w:t>2184,08 Euro</w:t>
+            </w:r>
+          </w:p>
+        </w:tc>
+        <w:tc>
+          <w:tcPr>
+            <w:tcW w:type="dxa" w:w="3685"/>
+            <w:shd w:fill="F4F6F7"/>
+            <w:tcMar>
+              <w:top w:w="90" w:type="dxa"/>
+              <w:left w:w="90" w:type="dxa"/>
+              <w:bottom w:w="90" w:type="dxa"/>
+              <w:right w:w="90" w:type="dxa"/>
+            </w:tcMar>
+            <w:vAlign w:val="center"/>
+          </w:tcPr>
+          <w:p>
+            <w:r>
+              <w:rPr>
+                <w:rFonts w:ascii="Arial" w:hAnsi="Arial"/>
+                <w:sz w:val="16"/>
+              </w:rPr>
+              <w:t>Abrechnung 31.03.2026</w:t>
+            </w:r>
+          </w:p>
+        </w:tc>
+      </w:tr>
+      <w:tr>
+        <w:tc>
+          <w:tcPr>
+            <w:tcW w:type="dxa" w:w="1757"/>
+            <w:tcMar>
+              <w:top w:w="90" w:type="dxa"/>
+              <w:left w:w="90" w:type="dxa"/>
+              <w:bottom w:w="90" w:type="dxa"/>
+              <w:right w:w="90" w:type="dxa"/>
+            </w:tcMar>
+            <w:vAlign w:val="center"/>
+          </w:tcPr>
+          <w:p>
+            <w:r>
+              <w:rPr>
+                <w:rFonts w:ascii="Arial" w:hAnsi="Arial"/>
+                <w:sz w:val="16"/>
+              </w:rPr>
+              <w:t>April 2026</w:t>
+            </w:r>
+          </w:p>
+        </w:tc>
+        <w:tc>
+          <w:tcPr>
+            <w:tcW w:type="dxa" w:w="1814"/>
+            <w:tcMar>
+              <w:top w:w="90" w:type="dxa"/>
+              <w:left w:w="90" w:type="dxa"/>
+              <w:bottom w:w="90" w:type="dxa"/>
+              <w:right w:w="90" w:type="dxa"/>
+            </w:tcMar>
+            <w:vAlign w:val="center"/>
+          </w:tcPr>
+          <w:p>
+            <w:r>
+              <w:rPr>
+                <w:rFonts w:ascii="Arial" w:hAnsi="Arial"/>
+                <w:sz w:val="16"/>
+              </w:rPr>
+              <w:t>3298,00 Euro</w:t>
+            </w:r>
+          </w:p>
+        </w:tc>
+        <w:tc>
+          <w:tcPr>
+            <w:tcW w:type="dxa" w:w="1814"/>
+            <w:tcMar>
+              <w:top w:w="90" w:type="dxa"/>
+              <w:left w:w="90" w:type="dxa"/>
+              <w:bottom w:w="90" w:type="dxa"/>
+              <w:right w:w="90" w:type="dxa"/>
+            </w:tcMar>
+            <w:vAlign w:val="center"/>
+          </w:tcPr>
+          <w:p>
+            <w:r>
+              <w:rPr>
+                <w:rFonts w:ascii="Arial" w:hAnsi="Arial"/>
+                <w:sz w:val="16"/>
+              </w:rPr>
+              <w:t>2192,37 Euro</w:t>
+            </w:r>
+          </w:p>
+        </w:tc>
+        <w:tc>
+          <w:tcPr>
+            <w:tcW w:type="dxa" w:w="3685"/>
+            <w:tcMar>
+              <w:top w:w="90" w:type="dxa"/>
+              <w:left w:w="90" w:type="dxa"/>
+              <w:bottom w:w="90" w:type="dxa"/>
+              <w:right w:w="90" w:type="dxa"/>
+            </w:tcMar>
+            <w:vAlign w:val="center"/>
+          </w:tcPr>
+          <w:p>
+            <w:r>
+              <w:rPr>
+                <w:rFonts w:ascii="Arial" w:hAnsi="Arial"/>
+                <w:sz w:val="16"/>
+              </w:rPr>
+              <w:t>einschließlich 120 Euro Fortbildungszuschuss</w:t>
+            </w:r>
+          </w:p>
+        </w:tc>
+      </w:tr>
+      <w:tr>
+        <w:tc>
+          <w:tcPr>
+            <w:tcW w:type="dxa" w:w="1757"/>
+            <w:shd w:fill="F4F6F7"/>
+            <w:tcMar>
+              <w:top w:w="90" w:type="dxa"/>
+              <w:left w:w="90" w:type="dxa"/>
+              <w:bottom w:w="90" w:type="dxa"/>
+              <w:right w:w="90" w:type="dxa"/>
+            </w:tcMar>
+            <w:vAlign w:val="center"/>
+          </w:tcPr>
+          <w:p>
+            <w:r>
+              <w:rPr>
+                <w:rFonts w:ascii="Arial" w:hAnsi="Arial"/>
+                <w:sz w:val="16"/>
+              </w:rPr>
+              <w:t>Mai 2026</w:t>
+            </w:r>
+          </w:p>
+        </w:tc>
+        <w:tc>
+          <w:tcPr>
+            <w:tcW w:type="dxa" w:w="1814"/>
+            <w:shd w:fill="F4F6F7"/>
+            <w:tcMar>
+              <w:top w:w="90" w:type="dxa"/>
+              <w:left w:w="90" w:type="dxa"/>
+              <w:bottom w:w="90" w:type="dxa"/>
+              <w:right w:w="90" w:type="dxa"/>
+            </w:tcMar>
+            <w:vAlign w:val="center"/>
+          </w:tcPr>
+          <w:p>
+            <w:r>
+              <w:rPr>
+                <w:rFonts w:ascii="Arial" w:hAnsi="Arial"/>
+                <w:sz w:val="16"/>
+              </w:rPr>
+              <w:t>3275,00 Euro</w:t>
+            </w:r>
+          </w:p>
+        </w:tc>
+        <w:tc>
+          <w:tcPr>
+            <w:tcW w:type="dxa" w:w="1814"/>
+            <w:shd w:fill="F4F6F7"/>
+            <w:tcMar>
+              <w:top w:w="90" w:type="dxa"/>
+              <w:left w:w="90" w:type="dxa"/>
+              <w:bottom w:w="90" w:type="dxa"/>
+              <w:right w:w="90" w:type="dxa"/>
+            </w:tcMar>
+            <w:vAlign w:val="center"/>
+          </w:tcPr>
+          <w:p>
+            <w:r>
+              <w:rPr>
+                <w:rFonts w:ascii="Arial" w:hAnsi="Arial"/>
+                <w:sz w:val="16"/>
+              </w:rPr>
+              <w:t>2177,95 Euro</w:t>
+            </w:r>
+          </w:p>
+        </w:tc>
+        <w:tc>
+          <w:tcPr>
+            <w:tcW w:type="dxa" w:w="3685"/>
+            <w:shd w:fill="F4F6F7"/>
+            <w:tcMar>
+              <w:top w:w="90" w:type="dxa"/>
+              <w:left w:w="90" w:type="dxa"/>
+              <w:bottom w:w="90" w:type="dxa"/>
+              <w:right w:w="90" w:type="dxa"/>
+            </w:tcMar>
+            <w:vAlign w:val="center"/>
+          </w:tcPr>
+          <w:p>
+            <w:r>
+              <w:rPr>
+                <w:rFonts w:ascii="Arial" w:hAnsi="Arial"/>
+                <w:sz w:val="16"/>
+              </w:rPr>
+              <w:t>Abrechnung 31.05.2026</w:t>
+            </w:r>
+          </w:p>
+        </w:tc>
+      </w:tr>
+      <w:tr>
+        <w:tc>
+          <w:tcPr>
+            <w:tcW w:type="dxa" w:w="1757"/>
+            <w:tcMar>
+              <w:top w:w="90" w:type="dxa"/>
+              <w:left w:w="90" w:type="dxa"/>
+              <w:bottom w:w="90" w:type="dxa"/>
+              <w:right w:w="90" w:type="dxa"/>
+            </w:tcMar>
+            <w:vAlign w:val="center"/>
+          </w:tcPr>
+          <w:p>
+            <w:r>
+              <w:rPr>
+                <w:rFonts w:ascii="Arial" w:hAnsi="Arial"/>
+                <w:sz w:val="16"/>
+              </w:rPr>
+              <w:t>Durchschnitt</w:t>
+            </w:r>
+          </w:p>
+        </w:tc>
+        <w:tc>
+          <w:tcPr>
+            <w:tcW w:type="dxa" w:w="1814"/>
+            <w:tcMar>
+              <w:top w:w="90" w:type="dxa"/>
+              <w:left w:w="90" w:type="dxa"/>
+              <w:bottom w:w="90" w:type="dxa"/>
+              <w:right w:w="90" w:type="dxa"/>
+            </w:tcMar>
+            <w:vAlign w:val="center"/>
+          </w:tcPr>
+          <w:p>
+            <w:r>
+              <w:rPr>
+                <w:rFonts w:ascii="Arial" w:hAnsi="Arial"/>
+                <w:sz w:val="16"/>
+              </w:rPr>
+              <w:t>3279,40 Euro</w:t>
+            </w:r>
+          </w:p>
+        </w:tc>
+        <w:tc>
+          <w:tcPr>
+            <w:tcW w:type="dxa" w:w="1814"/>
+            <w:tcMar>
+              <w:top w:w="90" w:type="dxa"/>
+              <w:left w:w="90" w:type="dxa"/>
+              <w:bottom w:w="90" w:type="dxa"/>
+              <w:right w:w="90" w:type="dxa"/>
+            </w:tcMar>
+            <w:vAlign w:val="center"/>
+          </w:tcPr>
+          <w:p>
+            <w:r>
+              <w:rPr>
+                <w:rFonts w:ascii="Arial" w:hAnsi="Arial"/>
+                <w:sz w:val="16"/>
+              </w:rPr>
+              <w:t>2180,40 Euro</w:t>
+            </w:r>
+          </w:p>
+        </w:tc>
+        <w:tc>
+          <w:tcPr>
+            <w:tcW w:type="dxa" w:w="3685"/>
+            <w:tcMar>
+              <w:top w:w="90" w:type="dxa"/>
+              <w:left w:w="90" w:type="dxa"/>
+              <w:bottom w:w="90" w:type="dxa"/>
+              <w:right w:w="90" w:type="dxa"/>
+            </w:tcMar>
+            <w:vAlign w:val="center"/>
+          </w:tcPr>
+          <w:p>
+            <w:r>
+              <w:rPr>
+                <w:rFonts w:ascii="Arial" w:hAnsi="Arial"/>
+                <w:sz w:val="16"/>
+              </w:rPr>
+              <w:t>vorläufiger Fünfmonatswert</w:t>
+            </w:r>
+          </w:p>
+        </w:tc>
+      </w:tr>
+    </w:tbl>
+    <w:p>
+      <w:pPr>
+        <w:spacing w:after="20"/>
+      </w:pPr>
+    </w:p>
+    <w:p>
+      <w:pPr>
+        <w:pStyle w:val="Heading1"/>
+      </w:pPr>
+      <w:r>
+        <w:t>2. Laufende Abzüge und Zahlungen</w:t>
+      </w:r>
+    </w:p>
+    <w:p>
+      <w:r>
+        <w:t>Die Mandantin zahlt monatlich 64 Euro für die Fahrt zum Arbeitsplatz, 130 Euro in einen seit 2016 bestehenden Altersvorsorgevertrag und 95 Euro für private Zusatzversicherungen der Kinder. Kontoauszüge für Januar bis Mai liegen vor. Der Arbeitgeberzuschuss zur Fortbildung im April war einmalig und ist auf der Abrechnung gesondert ausgewiesen.</w:t>
+      </w:r>
+    </w:p>
+    <w:p>
+      <w:r>
+        <w:t>Das ab September erwartete Netto von etwa 2610 Euro stammt aus einer unverbindlichen Probeberechnung der Lohnbuchhaltung. Steuerklasse, Kinderfreibeträge und Krankenversicherung wurden dabei unverändert angesetzt. Eine tatsächliche Abrechnung liegt naturgemäß noch nicht vor.</w:t>
       </w:r>
     </w:p>
     <w:p>
       <w:pPr>
-        <w:jc w:val="left"/>
+        <w:pStyle w:val="Heading1"/>
       </w:pPr>
       <w:r>
-        <w:t>Mira erzielt bei 24 Wochenstunden ein durchschnittliches Monatsnetto von 2.180,00 EUR. Die Praxisleitung hat eine Erhöhung auf 30 Wochenstunden ab September 2026 angeboten; erwartetes Netto dann 2.610,00 EUR. Eine sofortige Vollzeitstelle ist nicht angeboten und wegen Ninos Einschulung sowie Emils Therapie organisatorisch nicht gesichert.</w:t>
+        <w:t>3. Offene Tatsachen</w:t>
       </w:r>
     </w:p>
     <w:p>
-      <w:pPr>
-        <w:jc w:val="left"/>
-      </w:pPr>
       <w:r>
-        <w:t>Mira zahlt 95,00 EUR monatlich private Zusatzversicherung für die Kinder, 64,00 EUR berufsbedingte Fahrtkosten und 130,00 EUR Altersvorsorge. Der Arbeitgeberzuschuss zur Fortbildung ist einmalig und nicht als dauerhaftes Einkommen geplant.</w:t>
+        <w:t>Noch zu belegen sind die endgültige Arbeitszeitvereinbarung, die konkrete Nachmittagsbetreuung ab September und die Zahlung der Kinder-Zusatzversicherung vom Konto der Mandantin. Die Akte führt aktuelle und mögliche künftige Einkünfte getrennt; eine rückwirkende Hochrechnung erfolgt nicht.</w:t>
       </w:r>
     </w:p>
     <w:sectPr>
+      <w:footerReference w:type="default" r:id="rId9"/>
       <w:pgSz w:w="11906" w:h="16838"/>
-      <w:pgMar w:top="1417" w:right="1417" w:bottom="1417" w:left="1417" w:header="720" w:footer="720" w:gutter="0"/>
+      <w:pgMar w:top="964" w:right="1191" w:bottom="964" w:left="1191" w:header="720" w:footer="720" w:gutter="0"/>
       <w:cols w:space="720"/>
       <w:docGrid w:linePitch="360"/>
     </w:sectPr>
   </w:body>
 </w:document>
+</file>
+
+<file path=word/footer1.xml><?xml version="1.0" encoding="utf-8"?>
+<w:ftr xmlns:m="http://schemas.openxmlformats.org/officeDocument/2006/math" xmlns:mc="http://schemas.openxmlformats.org/markup-compatibility/2006" xmlns:mo="http://schemas.microsoft.com/office/mac/office/2008/main" xmlns:mv="urn:schemas-microsoft-com:mac:vml" xmlns:o="urn:schemas-microsoft-com:office:office" xmlns:r="http://schemas.openxmlformats.org/officeDocument/2006/relationships" xmlns:v="urn:schemas-microsoft-com:vml" xmlns:w10="urn:schemas-microsoft-com:office:word" xmlns:w14="http://schemas.microsoft.com/office/word/2010/wordml" xmlns:w="http://schemas.openxmlformats.org/wordprocessingml/2006/main" xmlns:wne="http://schemas.microsoft.com/office/word/2006/wordml" xmlns:wp14="http://schemas.microsoft.com/office/word/2010/wordprocessingDrawing" xmlns:wp="http://schemas.openxmlformats.org/drawingml/2006/wordprocessingDrawing" xmlns:wpc="http://schemas.microsoft.com/office/word/2010/wordprocessingCanvas" xmlns:wpg="http://schemas.microsoft.com/office/word/2010/wordprocessingGroup" xmlns:wpi="http://schemas.microsoft.com/office/word/2010/wordprocessingInk" xmlns:wps="http://schemas.microsoft.com/office/word/2010/wordprocessingShape" mc:Ignorable="w14 wp14">
+  <w:p>
+    <w:pPr>
+      <w:pStyle w:val="Footer"/>
+      <w:jc w:val="center"/>
+    </w:pPr>
+    <w:r>
+      <w:rPr>
+        <w:rFonts w:ascii="Arial" w:hAnsi="Arial"/>
+        <w:color w:val="646464"/>
+        <w:sz w:val="16"/>
+      </w:rPr>
+      <w:t>EDER &amp; KOLLEGEN FAMILIENRECHT · FA-2026/317</w:t>
+    </w:r>
+  </w:p>
+</w:ftr>
 </file>
 
 <file path=word/numbering.xml><?xml version="1.0" encoding="utf-8"?>
@@ -402,9 +1368,12 @@
     <w:name w:val="Normal"/>
     <w:qFormat/>
     <w:rsid w:val="00FC693F"/>
+    <w:pPr>
+      <w:spacing w:after="120" w:line="259" w:lineRule="auto"/>
+    </w:pPr>
     <w:rPr>
-      <w:rFonts w:ascii="Times New Roman" w:hAnsi="Times New Roman"/>
-      <w:sz w:val="22"/>
+      <w:rFonts w:ascii="Arial" w:hAnsi="Arial"/>
+      <w:sz w:val="21"/>
     </w:rPr>
   </w:style>
   <w:style w:type="paragraph" w:styleId="Header">
@@ -466,10 +1435,11 @@
       <w:outlineLvl w:val="0"/>
     </w:pPr>
     <w:rPr>
-      <w:rFonts w:asciiTheme="majorHAnsi" w:eastAsiaTheme="majorEastAsia" w:hAnsiTheme="majorHAnsi" w:cstheme="majorBidi" w:ascii="Times New Roman" w:hAnsi="Times New Roman"/>
+      <w:rFonts w:asciiTheme="majorHAnsi" w:eastAsiaTheme="majorEastAsia" w:hAnsiTheme="majorHAnsi" w:cstheme="majorBidi" w:ascii="Arial" w:hAnsi="Arial"/>
       <w:b/>
       <w:bCs/>
-      <w:sz w:val="28"/>
+      <w:color w:val="24364B"/>
+      <w:sz w:val="26"/>
       <w:szCs w:val="28"/>
     </w:rPr>
   </w:style>
@@ -489,10 +1459,11 @@
       <w:outlineLvl w:val="1"/>
     </w:pPr>
     <w:rPr>
-      <w:rFonts w:asciiTheme="majorHAnsi" w:eastAsiaTheme="majorEastAsia" w:hAnsiTheme="majorHAnsi" w:cstheme="majorBidi" w:ascii="Times New Roman" w:hAnsi="Times New Roman"/>
+      <w:rFonts w:asciiTheme="majorHAnsi" w:eastAsiaTheme="majorEastAsia" w:hAnsiTheme="majorHAnsi" w:cstheme="majorBidi" w:ascii="Arial" w:hAnsi="Arial"/>
       <w:b/>
       <w:bCs/>
-      <w:sz w:val="24"/>
+      <w:color w:val="385A64"/>
+      <w:sz w:val="22"/>
       <w:szCs w:val="26"/>
     </w:rPr>
   </w:style>
@@ -512,10 +1483,10 @@
       <w:outlineLvl w:val="2"/>
     </w:pPr>
     <w:rPr>
-      <w:rFonts w:asciiTheme="majorHAnsi" w:eastAsiaTheme="majorEastAsia" w:hAnsiTheme="majorHAnsi" w:cstheme="majorBidi" w:ascii="Times New Roman" w:hAnsi="Times New Roman"/>
+      <w:rFonts w:asciiTheme="majorHAnsi" w:eastAsiaTheme="majorEastAsia" w:hAnsiTheme="majorHAnsi" w:cstheme="majorBidi"/>
       <w:b/>
       <w:bCs/>
-      <w:sz w:val="22"/>
+      <w:color w:val="4F81BD" w:themeColor="accent1"/>
     </w:rPr>
   </w:style>
   <w:style w:type="paragraph" w:styleId="Heading4">
@@ -753,11 +1724,12 @@
       <w:contextualSpacing/>
     </w:pPr>
     <w:rPr>
-      <w:rFonts w:asciiTheme="majorHAnsi" w:eastAsiaTheme="majorEastAsia" w:hAnsiTheme="majorHAnsi" w:cstheme="majorBidi"/>
-      <w:color w:val="17365D" w:themeColor="text2" w:themeShade="BF"/>
+      <w:rFonts w:asciiTheme="majorHAnsi" w:eastAsiaTheme="majorEastAsia" w:hAnsiTheme="majorHAnsi" w:cstheme="majorBidi" w:ascii="Arial" w:hAnsi="Arial"/>
+      <w:b/>
+      <w:color w:val="24364B"/>
       <w:spacing w:val="5"/>
       <w:kern w:val="28"/>
-      <w:sz w:val="52"/>
+      <w:sz w:val="36"/>
       <w:szCs w:val="52"/>
     </w:rPr>
   </w:style>
